--- a/Mission-1/maquette/Maquette en texte.docx
+++ b/Mission-1/maquette/Maquette en texte.docx
@@ -821,7 +821,33 @@
           <w:szCs w:val="24"/>
           <w:lang w:eastAsia="fr-FR"/>
         </w:rPr>
-        <w:t>Logo</w:t>
+        <w:t>Menu utilisateur : Dashboard | Profil | Déconnexion</w:t>
+      </w:r>
+    </w:p>
+    <w:p>
+      <w:pPr>
+        <w:numPr>
+          <w:ilvl w:val="0"/>
+          <w:numId w:val="3"/>
+        </w:numPr>
+        <w:spacing w:before="100" w:beforeAutospacing="1" w:after="100" w:afterAutospacing="1" w:line="240" w:lineRule="auto"/>
+        <w:rPr>
+          <w:rFonts w:ascii="Times New Roman" w:eastAsia="Times New Roman" w:hAnsi="Times New Roman" w:cs="Times New Roman"/>
+          <w:sz w:val="24"/>
+          <w:szCs w:val="24"/>
+          <w:lang w:eastAsia="fr-FR"/>
+        </w:rPr>
+      </w:pPr>
+      <w:r>
+        <w:rPr>
+          <w:rFonts w:ascii="Times New Roman" w:eastAsia="Times New Roman" w:hAnsi="Times New Roman" w:cs="Times New Roman"/>
+          <w:b/>
+          <w:bCs/>
+          <w:sz w:val="24"/>
+          <w:szCs w:val="24"/>
+          <w:lang w:eastAsia="fr-FR"/>
+        </w:rPr>
+        <w:t>Section principale</w:t>
       </w:r>
     </w:p>
     <w:p>
@@ -841,11 +867,236 @@
       <w:r>
         <w:rPr>
           <w:rFonts w:ascii="Times New Roman" w:eastAsia="Times New Roman" w:hAnsi="Times New Roman" w:cs="Times New Roman"/>
-          <w:sz w:val="24"/>
-          <w:szCs w:val="24"/>
-          <w:lang w:eastAsia="fr-FR"/>
-        </w:rPr>
-        <w:t>Menu utilisateur : Dashboard | Profil | Déconnexion</w:t>
+          <w:b/>
+          <w:bCs/>
+          <w:sz w:val="24"/>
+          <w:szCs w:val="24"/>
+          <w:lang w:eastAsia="fr-FR"/>
+        </w:rPr>
+        <w:t>Si l’utilisateur a une place attribuée</w:t>
+      </w:r>
+    </w:p>
+    <w:p>
+      <w:pPr>
+        <w:numPr>
+          <w:ilvl w:val="2"/>
+          <w:numId w:val="3"/>
+        </w:numPr>
+        <w:spacing w:before="100" w:beforeAutospacing="1" w:after="100" w:afterAutospacing="1" w:line="240" w:lineRule="auto"/>
+        <w:rPr>
+          <w:rFonts w:ascii="Times New Roman" w:eastAsia="Times New Roman" w:hAnsi="Times New Roman" w:cs="Times New Roman"/>
+          <w:sz w:val="24"/>
+          <w:szCs w:val="24"/>
+          <w:lang w:eastAsia="fr-FR"/>
+        </w:rPr>
+      </w:pPr>
+      <w:r>
+        <w:rPr>
+          <w:rFonts w:ascii="Times New Roman" w:eastAsia="Times New Roman" w:hAnsi="Times New Roman" w:cs="Times New Roman"/>
+          <w:sz w:val="24"/>
+          <w:szCs w:val="24"/>
+          <w:lang w:eastAsia="fr-FR"/>
+        </w:rPr>
+        <w:t>Affichage de la place actuelle</w:t>
+      </w:r>
+    </w:p>
+    <w:p>
+      <w:pPr>
+        <w:numPr>
+          <w:ilvl w:val="2"/>
+          <w:numId w:val="3"/>
+        </w:numPr>
+        <w:spacing w:before="100" w:beforeAutospacing="1" w:after="100" w:afterAutospacing="1" w:line="240" w:lineRule="auto"/>
+        <w:rPr>
+          <w:rFonts w:ascii="Times New Roman" w:eastAsia="Times New Roman" w:hAnsi="Times New Roman" w:cs="Times New Roman"/>
+          <w:sz w:val="24"/>
+          <w:szCs w:val="24"/>
+          <w:lang w:eastAsia="fr-FR"/>
+        </w:rPr>
+      </w:pPr>
+      <w:r>
+        <w:rPr>
+          <w:rFonts w:ascii="Times New Roman" w:eastAsia="Times New Roman" w:hAnsi="Times New Roman" w:cs="Times New Roman"/>
+          <w:sz w:val="24"/>
+          <w:szCs w:val="24"/>
+          <w:lang w:eastAsia="fr-FR"/>
+        </w:rPr>
+        <w:t>Bouton : "Annuler la réservation"</w:t>
+      </w:r>
+    </w:p>
+    <w:p>
+      <w:pPr>
+        <w:numPr>
+          <w:ilvl w:val="1"/>
+          <w:numId w:val="3"/>
+        </w:numPr>
+        <w:spacing w:before="100" w:beforeAutospacing="1" w:after="100" w:afterAutospacing="1" w:line="240" w:lineRule="auto"/>
+        <w:rPr>
+          <w:rFonts w:ascii="Times New Roman" w:eastAsia="Times New Roman" w:hAnsi="Times New Roman" w:cs="Times New Roman"/>
+          <w:sz w:val="24"/>
+          <w:szCs w:val="24"/>
+          <w:lang w:eastAsia="fr-FR"/>
+        </w:rPr>
+      </w:pPr>
+      <w:r>
+        <w:rPr>
+          <w:rFonts w:ascii="Times New Roman" w:eastAsia="Times New Roman" w:hAnsi="Times New Roman" w:cs="Times New Roman"/>
+          <w:b/>
+          <w:bCs/>
+          <w:sz w:val="24"/>
+          <w:szCs w:val="24"/>
+          <w:lang w:eastAsia="fr-FR"/>
+        </w:rPr>
+        <w:t>Si l’utilisateur est dans la file d’attente</w:t>
+      </w:r>
+    </w:p>
+    <w:p>
+      <w:pPr>
+        <w:numPr>
+          <w:ilvl w:val="2"/>
+          <w:numId w:val="3"/>
+        </w:numPr>
+        <w:spacing w:before="100" w:beforeAutospacing="1" w:after="100" w:afterAutospacing="1" w:line="240" w:lineRule="auto"/>
+        <w:rPr>
+          <w:rFonts w:ascii="Times New Roman" w:eastAsia="Times New Roman" w:hAnsi="Times New Roman" w:cs="Times New Roman"/>
+          <w:sz w:val="24"/>
+          <w:szCs w:val="24"/>
+          <w:lang w:eastAsia="fr-FR"/>
+        </w:rPr>
+      </w:pPr>
+      <w:r>
+        <w:rPr>
+          <w:rFonts w:ascii="Times New Roman" w:eastAsia="Times New Roman" w:hAnsi="Times New Roman" w:cs="Times New Roman"/>
+          <w:sz w:val="24"/>
+          <w:szCs w:val="24"/>
+          <w:lang w:eastAsia="fr-FR"/>
+        </w:rPr>
+        <w:t>Affichage : "Vous êtes en position X dans la file d’attente"</w:t>
+      </w:r>
+    </w:p>
+    <w:p>
+      <w:pPr>
+        <w:numPr>
+          <w:ilvl w:val="1"/>
+          <w:numId w:val="3"/>
+        </w:numPr>
+        <w:spacing w:before="100" w:beforeAutospacing="1" w:after="100" w:afterAutospacing="1" w:line="240" w:lineRule="auto"/>
+        <w:rPr>
+          <w:rFonts w:ascii="Times New Roman" w:eastAsia="Times New Roman" w:hAnsi="Times New Roman" w:cs="Times New Roman"/>
+          <w:sz w:val="24"/>
+          <w:szCs w:val="24"/>
+          <w:lang w:eastAsia="fr-FR"/>
+        </w:rPr>
+      </w:pPr>
+      <w:r>
+        <w:rPr>
+          <w:rFonts w:ascii="Times New Roman" w:eastAsia="Times New Roman" w:hAnsi="Times New Roman" w:cs="Times New Roman"/>
+          <w:b/>
+          <w:bCs/>
+          <w:sz w:val="24"/>
+          <w:szCs w:val="24"/>
+          <w:lang w:eastAsia="fr-FR"/>
+        </w:rPr>
+        <w:t>Si l’utilisateur n’a pas de place</w:t>
+      </w:r>
+    </w:p>
+    <w:p>
+      <w:pPr>
+        <w:numPr>
+          <w:ilvl w:val="2"/>
+          <w:numId w:val="3"/>
+        </w:numPr>
+        <w:spacing w:before="100" w:beforeAutospacing="1" w:after="100" w:afterAutospacing="1" w:line="240" w:lineRule="auto"/>
+        <w:rPr>
+          <w:rFonts w:ascii="Times New Roman" w:eastAsia="Times New Roman" w:hAnsi="Times New Roman" w:cs="Times New Roman"/>
+          <w:sz w:val="24"/>
+          <w:szCs w:val="24"/>
+          <w:lang w:eastAsia="fr-FR"/>
+        </w:rPr>
+      </w:pPr>
+      <w:r>
+        <w:rPr>
+          <w:rFonts w:ascii="Times New Roman" w:eastAsia="Times New Roman" w:hAnsi="Times New Roman" w:cs="Times New Roman"/>
+          <w:sz w:val="24"/>
+          <w:szCs w:val="24"/>
+          <w:lang w:eastAsia="fr-FR"/>
+        </w:rPr>
+        <w:t>Bouton : "Réserver une place"</w:t>
+      </w:r>
+    </w:p>
+    <w:p>
+      <w:pPr>
+        <w:numPr>
+          <w:ilvl w:val="1"/>
+          <w:numId w:val="3"/>
+        </w:numPr>
+        <w:spacing w:before="100" w:beforeAutospacing="1" w:after="100" w:afterAutospacing="1" w:line="240" w:lineRule="auto"/>
+        <w:rPr>
+          <w:rFonts w:ascii="Times New Roman" w:eastAsia="Times New Roman" w:hAnsi="Times New Roman" w:cs="Times New Roman"/>
+          <w:sz w:val="24"/>
+          <w:szCs w:val="24"/>
+          <w:lang w:eastAsia="fr-FR"/>
+        </w:rPr>
+      </w:pPr>
+      <w:r>
+        <w:rPr>
+          <w:rFonts w:ascii="Times New Roman" w:eastAsia="Times New Roman" w:hAnsi="Times New Roman" w:cs="Times New Roman"/>
+          <w:b/>
+          <w:bCs/>
+          <w:sz w:val="24"/>
+          <w:szCs w:val="24"/>
+          <w:lang w:eastAsia="fr-FR"/>
+        </w:rPr>
+        <w:lastRenderedPageBreak/>
+        <w:t>Historique</w:t>
+      </w:r>
+    </w:p>
+    <w:p>
+      <w:pPr>
+        <w:numPr>
+          <w:ilvl w:val="2"/>
+          <w:numId w:val="3"/>
+        </w:numPr>
+        <w:spacing w:before="100" w:beforeAutospacing="1" w:after="100" w:afterAutospacing="1" w:line="240" w:lineRule="auto"/>
+        <w:rPr>
+          <w:rFonts w:ascii="Times New Roman" w:eastAsia="Times New Roman" w:hAnsi="Times New Roman" w:cs="Times New Roman"/>
+          <w:sz w:val="24"/>
+          <w:szCs w:val="24"/>
+          <w:lang w:eastAsia="fr-FR"/>
+        </w:rPr>
+      </w:pPr>
+      <w:r>
+        <w:rPr>
+          <w:rFonts w:ascii="Times New Roman" w:eastAsia="Times New Roman" w:hAnsi="Times New Roman" w:cs="Times New Roman"/>
+          <w:sz w:val="24"/>
+          <w:szCs w:val="24"/>
+          <w:lang w:eastAsia="fr-FR"/>
+        </w:rPr>
+        <w:t>Tableau listant les anciennes places attribuées à l’utilisateur</w:t>
+      </w:r>
+    </w:p>
+    <w:p>
+      <w:pPr>
+        <w:numPr>
+          <w:ilvl w:val="3"/>
+          <w:numId w:val="3"/>
+        </w:numPr>
+        <w:spacing w:before="100" w:beforeAutospacing="1" w:after="100" w:afterAutospacing="1" w:line="240" w:lineRule="auto"/>
+        <w:rPr>
+          <w:rFonts w:ascii="Times New Roman" w:eastAsia="Times New Roman" w:hAnsi="Times New Roman" w:cs="Times New Roman"/>
+          <w:sz w:val="24"/>
+          <w:szCs w:val="24"/>
+          <w:lang w:eastAsia="fr-FR"/>
+        </w:rPr>
+      </w:pPr>
+      <w:r>
+        <w:rPr>
+          <w:rFonts w:ascii="Times New Roman" w:eastAsia="Times New Roman" w:hAnsi="Times New Roman" w:cs="Times New Roman"/>
+          <w:sz w:val="24"/>
+          <w:szCs w:val="24"/>
+          <w:lang w:eastAsia="fr-FR"/>
+        </w:rPr>
+        <w:t>Colonnes : Date | Place | Durée</w:t>
       </w:r>
     </w:p>
     <w:p>
@@ -862,17 +1113,19 @@
           <w:lang w:eastAsia="fr-FR"/>
         </w:rPr>
       </w:pPr>
-      <w:r>
-        <w:rPr>
-          <w:rFonts w:ascii="Times New Roman" w:eastAsia="Times New Roman" w:hAnsi="Times New Roman" w:cs="Times New Roman"/>
-          <w:b/>
-          <w:bCs/>
-          <w:sz w:val="24"/>
-          <w:szCs w:val="24"/>
-          <w:lang w:eastAsia="fr-FR"/>
-        </w:rPr>
-        <w:t>Section principale</w:t>
-      </w:r>
+      <w:proofErr w:type="spellStart"/>
+      <w:r>
+        <w:rPr>
+          <w:rFonts w:ascii="Times New Roman" w:eastAsia="Times New Roman" w:hAnsi="Times New Roman" w:cs="Times New Roman"/>
+          <w:b/>
+          <w:bCs/>
+          <w:sz w:val="24"/>
+          <w:szCs w:val="24"/>
+          <w:lang w:eastAsia="fr-FR"/>
+        </w:rPr>
+        <w:t>Footer</w:t>
+      </w:r>
+      <w:proofErr w:type="spellEnd"/>
     </w:p>
     <w:p>
       <w:pPr>
@@ -891,283 +1144,6 @@
       <w:r>
         <w:rPr>
           <w:rFonts w:ascii="Times New Roman" w:eastAsia="Times New Roman" w:hAnsi="Times New Roman" w:cs="Times New Roman"/>
-          <w:b/>
-          <w:bCs/>
-          <w:sz w:val="24"/>
-          <w:szCs w:val="24"/>
-          <w:lang w:eastAsia="fr-FR"/>
-        </w:rPr>
-        <w:t>Si l’utilisateur a une place attribuée</w:t>
-      </w:r>
-    </w:p>
-    <w:p>
-      <w:pPr>
-        <w:numPr>
-          <w:ilvl w:val="2"/>
-          <w:numId w:val="3"/>
-        </w:numPr>
-        <w:spacing w:before="100" w:beforeAutospacing="1" w:after="100" w:afterAutospacing="1" w:line="240" w:lineRule="auto"/>
-        <w:rPr>
-          <w:rFonts w:ascii="Times New Roman" w:eastAsia="Times New Roman" w:hAnsi="Times New Roman" w:cs="Times New Roman"/>
-          <w:sz w:val="24"/>
-          <w:szCs w:val="24"/>
-          <w:lang w:eastAsia="fr-FR"/>
-        </w:rPr>
-      </w:pPr>
-      <w:r>
-        <w:rPr>
-          <w:rFonts w:ascii="Times New Roman" w:eastAsia="Times New Roman" w:hAnsi="Times New Roman" w:cs="Times New Roman"/>
-          <w:sz w:val="24"/>
-          <w:szCs w:val="24"/>
-          <w:lang w:eastAsia="fr-FR"/>
-        </w:rPr>
-        <w:t>Affichage de la place actuelle</w:t>
-      </w:r>
-    </w:p>
-    <w:p>
-      <w:pPr>
-        <w:numPr>
-          <w:ilvl w:val="2"/>
-          <w:numId w:val="3"/>
-        </w:numPr>
-        <w:spacing w:before="100" w:beforeAutospacing="1" w:after="100" w:afterAutospacing="1" w:line="240" w:lineRule="auto"/>
-        <w:rPr>
-          <w:rFonts w:ascii="Times New Roman" w:eastAsia="Times New Roman" w:hAnsi="Times New Roman" w:cs="Times New Roman"/>
-          <w:sz w:val="24"/>
-          <w:szCs w:val="24"/>
-          <w:lang w:eastAsia="fr-FR"/>
-        </w:rPr>
-      </w:pPr>
-      <w:r>
-        <w:rPr>
-          <w:rFonts w:ascii="Times New Roman" w:eastAsia="Times New Roman" w:hAnsi="Times New Roman" w:cs="Times New Roman"/>
-          <w:sz w:val="24"/>
-          <w:szCs w:val="24"/>
-          <w:lang w:eastAsia="fr-FR"/>
-        </w:rPr>
-        <w:t>Bouton : "Annuler la réservation" (optionnel)</w:t>
-      </w:r>
-    </w:p>
-    <w:p>
-      <w:pPr>
-        <w:numPr>
-          <w:ilvl w:val="1"/>
-          <w:numId w:val="3"/>
-        </w:numPr>
-        <w:spacing w:before="100" w:beforeAutospacing="1" w:after="100" w:afterAutospacing="1" w:line="240" w:lineRule="auto"/>
-        <w:rPr>
-          <w:rFonts w:ascii="Times New Roman" w:eastAsia="Times New Roman" w:hAnsi="Times New Roman" w:cs="Times New Roman"/>
-          <w:sz w:val="24"/>
-          <w:szCs w:val="24"/>
-          <w:lang w:eastAsia="fr-FR"/>
-        </w:rPr>
-      </w:pPr>
-      <w:r>
-        <w:rPr>
-          <w:rFonts w:ascii="Times New Roman" w:eastAsia="Times New Roman" w:hAnsi="Times New Roman" w:cs="Times New Roman"/>
-          <w:b/>
-          <w:bCs/>
-          <w:sz w:val="24"/>
-          <w:szCs w:val="24"/>
-          <w:lang w:eastAsia="fr-FR"/>
-        </w:rPr>
-        <w:t>Si l’utilisateur est dans la file d’attente</w:t>
-      </w:r>
-    </w:p>
-    <w:p>
-      <w:pPr>
-        <w:numPr>
-          <w:ilvl w:val="2"/>
-          <w:numId w:val="3"/>
-        </w:numPr>
-        <w:spacing w:before="100" w:beforeAutospacing="1" w:after="100" w:afterAutospacing="1" w:line="240" w:lineRule="auto"/>
-        <w:rPr>
-          <w:rFonts w:ascii="Times New Roman" w:eastAsia="Times New Roman" w:hAnsi="Times New Roman" w:cs="Times New Roman"/>
-          <w:sz w:val="24"/>
-          <w:szCs w:val="24"/>
-          <w:lang w:eastAsia="fr-FR"/>
-        </w:rPr>
-      </w:pPr>
-      <w:r>
-        <w:rPr>
-          <w:rFonts w:ascii="Times New Roman" w:eastAsia="Times New Roman" w:hAnsi="Times New Roman" w:cs="Times New Roman"/>
-          <w:sz w:val="24"/>
-          <w:szCs w:val="24"/>
-          <w:lang w:eastAsia="fr-FR"/>
-        </w:rPr>
-        <w:t>Affichage : "Vous êtes en position X dans la file d’attente"</w:t>
-      </w:r>
-    </w:p>
-    <w:p>
-      <w:pPr>
-        <w:numPr>
-          <w:ilvl w:val="1"/>
-          <w:numId w:val="3"/>
-        </w:numPr>
-        <w:spacing w:before="100" w:beforeAutospacing="1" w:after="100" w:afterAutospacing="1" w:line="240" w:lineRule="auto"/>
-        <w:rPr>
-          <w:rFonts w:ascii="Times New Roman" w:eastAsia="Times New Roman" w:hAnsi="Times New Roman" w:cs="Times New Roman"/>
-          <w:sz w:val="24"/>
-          <w:szCs w:val="24"/>
-          <w:lang w:eastAsia="fr-FR"/>
-        </w:rPr>
-      </w:pPr>
-      <w:r>
-        <w:rPr>
-          <w:rFonts w:ascii="Times New Roman" w:eastAsia="Times New Roman" w:hAnsi="Times New Roman" w:cs="Times New Roman"/>
-          <w:b/>
-          <w:bCs/>
-          <w:sz w:val="24"/>
-          <w:szCs w:val="24"/>
-          <w:lang w:eastAsia="fr-FR"/>
-        </w:rPr>
-        <w:t>Si l’utilisateur n’a pas de place</w:t>
-      </w:r>
-    </w:p>
-    <w:p>
-      <w:pPr>
-        <w:numPr>
-          <w:ilvl w:val="2"/>
-          <w:numId w:val="3"/>
-        </w:numPr>
-        <w:spacing w:before="100" w:beforeAutospacing="1" w:after="100" w:afterAutospacing="1" w:line="240" w:lineRule="auto"/>
-        <w:rPr>
-          <w:rFonts w:ascii="Times New Roman" w:eastAsia="Times New Roman" w:hAnsi="Times New Roman" w:cs="Times New Roman"/>
-          <w:sz w:val="24"/>
-          <w:szCs w:val="24"/>
-          <w:lang w:eastAsia="fr-FR"/>
-        </w:rPr>
-      </w:pPr>
-      <w:r>
-        <w:rPr>
-          <w:rFonts w:ascii="Times New Roman" w:eastAsia="Times New Roman" w:hAnsi="Times New Roman" w:cs="Times New Roman"/>
-          <w:sz w:val="24"/>
-          <w:szCs w:val="24"/>
-          <w:lang w:eastAsia="fr-FR"/>
-        </w:rPr>
-        <w:lastRenderedPageBreak/>
-        <w:t>Bouton : "Réserver une place"</w:t>
-      </w:r>
-    </w:p>
-    <w:p>
-      <w:pPr>
-        <w:numPr>
-          <w:ilvl w:val="1"/>
-          <w:numId w:val="3"/>
-        </w:numPr>
-        <w:spacing w:before="100" w:beforeAutospacing="1" w:after="100" w:afterAutospacing="1" w:line="240" w:lineRule="auto"/>
-        <w:rPr>
-          <w:rFonts w:ascii="Times New Roman" w:eastAsia="Times New Roman" w:hAnsi="Times New Roman" w:cs="Times New Roman"/>
-          <w:sz w:val="24"/>
-          <w:szCs w:val="24"/>
-          <w:lang w:eastAsia="fr-FR"/>
-        </w:rPr>
-      </w:pPr>
-      <w:r>
-        <w:rPr>
-          <w:rFonts w:ascii="Times New Roman" w:eastAsia="Times New Roman" w:hAnsi="Times New Roman" w:cs="Times New Roman"/>
-          <w:b/>
-          <w:bCs/>
-          <w:sz w:val="24"/>
-          <w:szCs w:val="24"/>
-          <w:lang w:eastAsia="fr-FR"/>
-        </w:rPr>
-        <w:t>Historique</w:t>
-      </w:r>
-    </w:p>
-    <w:p>
-      <w:pPr>
-        <w:numPr>
-          <w:ilvl w:val="2"/>
-          <w:numId w:val="3"/>
-        </w:numPr>
-        <w:spacing w:before="100" w:beforeAutospacing="1" w:after="100" w:afterAutospacing="1" w:line="240" w:lineRule="auto"/>
-        <w:rPr>
-          <w:rFonts w:ascii="Times New Roman" w:eastAsia="Times New Roman" w:hAnsi="Times New Roman" w:cs="Times New Roman"/>
-          <w:sz w:val="24"/>
-          <w:szCs w:val="24"/>
-          <w:lang w:eastAsia="fr-FR"/>
-        </w:rPr>
-      </w:pPr>
-      <w:r>
-        <w:rPr>
-          <w:rFonts w:ascii="Times New Roman" w:eastAsia="Times New Roman" w:hAnsi="Times New Roman" w:cs="Times New Roman"/>
-          <w:sz w:val="24"/>
-          <w:szCs w:val="24"/>
-          <w:lang w:eastAsia="fr-FR"/>
-        </w:rPr>
-        <w:t>Tableau listant les anciennes places attribuées à l’utilisateur</w:t>
-      </w:r>
-    </w:p>
-    <w:p>
-      <w:pPr>
-        <w:numPr>
-          <w:ilvl w:val="3"/>
-          <w:numId w:val="3"/>
-        </w:numPr>
-        <w:spacing w:before="100" w:beforeAutospacing="1" w:after="100" w:afterAutospacing="1" w:line="240" w:lineRule="auto"/>
-        <w:rPr>
-          <w:rFonts w:ascii="Times New Roman" w:eastAsia="Times New Roman" w:hAnsi="Times New Roman" w:cs="Times New Roman"/>
-          <w:sz w:val="24"/>
-          <w:szCs w:val="24"/>
-          <w:lang w:eastAsia="fr-FR"/>
-        </w:rPr>
-      </w:pPr>
-      <w:r>
-        <w:rPr>
-          <w:rFonts w:ascii="Times New Roman" w:eastAsia="Times New Roman" w:hAnsi="Times New Roman" w:cs="Times New Roman"/>
-          <w:sz w:val="24"/>
-          <w:szCs w:val="24"/>
-          <w:lang w:eastAsia="fr-FR"/>
-        </w:rPr>
-        <w:t>Colonnes : Date | Place | Durée</w:t>
-      </w:r>
-    </w:p>
-    <w:p>
-      <w:pPr>
-        <w:numPr>
-          <w:ilvl w:val="0"/>
-          <w:numId w:val="3"/>
-        </w:numPr>
-        <w:spacing w:before="100" w:beforeAutospacing="1" w:after="100" w:afterAutospacing="1" w:line="240" w:lineRule="auto"/>
-        <w:rPr>
-          <w:rFonts w:ascii="Times New Roman" w:eastAsia="Times New Roman" w:hAnsi="Times New Roman" w:cs="Times New Roman"/>
-          <w:sz w:val="24"/>
-          <w:szCs w:val="24"/>
-          <w:lang w:eastAsia="fr-FR"/>
-        </w:rPr>
-      </w:pPr>
-      <w:proofErr w:type="spellStart"/>
-      <w:r>
-        <w:rPr>
-          <w:rFonts w:ascii="Times New Roman" w:eastAsia="Times New Roman" w:hAnsi="Times New Roman" w:cs="Times New Roman"/>
-          <w:b/>
-          <w:bCs/>
-          <w:sz w:val="24"/>
-          <w:szCs w:val="24"/>
-          <w:lang w:eastAsia="fr-FR"/>
-        </w:rPr>
-        <w:t>Footer</w:t>
-      </w:r>
-      <w:proofErr w:type="spellEnd"/>
-    </w:p>
-    <w:p>
-      <w:pPr>
-        <w:numPr>
-          <w:ilvl w:val="1"/>
-          <w:numId w:val="3"/>
-        </w:numPr>
-        <w:spacing w:before="100" w:beforeAutospacing="1" w:after="100" w:afterAutospacing="1" w:line="240" w:lineRule="auto"/>
-        <w:rPr>
-          <w:rFonts w:ascii="Times New Roman" w:eastAsia="Times New Roman" w:hAnsi="Times New Roman" w:cs="Times New Roman"/>
-          <w:sz w:val="24"/>
-          <w:szCs w:val="24"/>
-          <w:lang w:eastAsia="fr-FR"/>
-        </w:rPr>
-      </w:pPr>
-      <w:r>
-        <w:rPr>
-          <w:rFonts w:ascii="Times New Roman" w:eastAsia="Times New Roman" w:hAnsi="Times New Roman" w:cs="Times New Roman"/>
           <w:sz w:val="24"/>
           <w:szCs w:val="24"/>
           <w:lang w:eastAsia="fr-FR"/>
@@ -1291,7 +1267,7 @@
           <w:szCs w:val="24"/>
           <w:lang w:eastAsia="fr-FR"/>
         </w:rPr>
-        <w:t>Champ : Nouveau mot de passe</w:t>
+        <w:t>Champ : Mot de passe oublié</w:t>
       </w:r>
     </w:p>
     <w:p>
@@ -1315,7 +1291,7 @@
           <w:szCs w:val="24"/>
           <w:lang w:eastAsia="fr-FR"/>
         </w:rPr>
-        <w:t>Champ : Confirmer nouveau mot de passe</w:t>
+        <w:t>Champ : Nouveau mot de passe</w:t>
       </w:r>
     </w:p>
     <w:p>
@@ -1339,7 +1315,201 @@
           <w:szCs w:val="24"/>
           <w:lang w:eastAsia="fr-FR"/>
         </w:rPr>
+        <w:t>Champ : Confirmer nouveau mot de passe</w:t>
+      </w:r>
+    </w:p>
+    <w:p>
+      <w:pPr>
+        <w:numPr>
+          <w:ilvl w:val="1"/>
+          <w:numId w:val="4"/>
+        </w:numPr>
+        <w:spacing w:before="100" w:beforeAutospacing="1" w:after="100" w:afterAutospacing="1" w:line="240" w:lineRule="auto"/>
+        <w:rPr>
+          <w:rFonts w:ascii="Times New Roman" w:eastAsia="Times New Roman" w:hAnsi="Times New Roman" w:cs="Times New Roman"/>
+          <w:sz w:val="24"/>
+          <w:szCs w:val="24"/>
+          <w:lang w:eastAsia="fr-FR"/>
+        </w:rPr>
+      </w:pPr>
+      <w:r>
+        <w:rPr>
+          <w:rFonts w:ascii="Times New Roman" w:eastAsia="Times New Roman" w:hAnsi="Times New Roman" w:cs="Times New Roman"/>
+          <w:sz w:val="24"/>
+          <w:szCs w:val="24"/>
+          <w:lang w:eastAsia="fr-FR"/>
+        </w:rPr>
         <w:t>Bouton : "Modifier le mot de passe"</w:t>
+      </w:r>
+    </w:p>
+    <w:p>
+      <w:pPr>
+        <w:spacing w:before="100" w:beforeAutospacing="1" w:after="100" w:afterAutospacing="1" w:line="240" w:lineRule="auto"/>
+        <w:ind w:left="1080"/>
+        <w:rPr>
+          <w:rFonts w:ascii="Times New Roman" w:eastAsia="Times New Roman" w:hAnsi="Times New Roman" w:cs="Times New Roman"/>
+          <w:sz w:val="24"/>
+          <w:szCs w:val="24"/>
+          <w:lang w:eastAsia="fr-FR"/>
+        </w:rPr>
+      </w:pPr>
+    </w:p>
+    <w:p>
+      <w:pPr>
+        <w:numPr>
+          <w:ilvl w:val="0"/>
+          <w:numId w:val="4"/>
+        </w:numPr>
+        <w:spacing w:before="100" w:beforeAutospacing="1" w:after="100" w:afterAutospacing="1" w:line="240" w:lineRule="auto"/>
+        <w:rPr>
+          <w:rFonts w:ascii="Times New Roman" w:eastAsia="Times New Roman" w:hAnsi="Times New Roman" w:cs="Times New Roman"/>
+          <w:sz w:val="24"/>
+          <w:szCs w:val="24"/>
+          <w:lang w:eastAsia="fr-FR"/>
+        </w:rPr>
+      </w:pPr>
+      <w:r>
+        <w:rPr>
+          <w:rFonts w:ascii="Times New Roman" w:eastAsia="Times New Roman" w:hAnsi="Times New Roman" w:cs="Times New Roman"/>
+          <w:sz w:val="24"/>
+          <w:szCs w:val="24"/>
+          <w:lang w:eastAsia="fr-FR"/>
+        </w:rPr>
+        <w:t>Si mot de passe oublié :</w:t>
+      </w:r>
+    </w:p>
+    <w:p>
+      <w:pPr>
+        <w:numPr>
+          <w:ilvl w:val="1"/>
+          <w:numId w:val="4"/>
+        </w:numPr>
+        <w:spacing w:before="100" w:beforeAutospacing="1" w:after="100" w:afterAutospacing="1" w:line="240" w:lineRule="auto"/>
+        <w:rPr>
+          <w:rFonts w:ascii="Times New Roman" w:eastAsia="Times New Roman" w:hAnsi="Times New Roman" w:cs="Times New Roman"/>
+          <w:sz w:val="24"/>
+          <w:szCs w:val="24"/>
+          <w:lang w:eastAsia="fr-FR"/>
+        </w:rPr>
+      </w:pPr>
+      <w:r>
+        <w:rPr>
+          <w:rFonts w:ascii="Times New Roman" w:eastAsia="Times New Roman" w:hAnsi="Times New Roman" w:cs="Times New Roman"/>
+          <w:sz w:val="24"/>
+          <w:szCs w:val="24"/>
+          <w:lang w:eastAsia="fr-FR"/>
+        </w:rPr>
+        <w:t xml:space="preserve">Champ : </w:t>
+      </w:r>
+      <w:r>
+        <w:rPr>
+          <w:rFonts w:ascii="Times New Roman" w:eastAsia="Times New Roman" w:hAnsi="Times New Roman" w:cs="Times New Roman"/>
+          <w:sz w:val="24"/>
+          <w:szCs w:val="24"/>
+          <w:lang w:eastAsia="fr-FR"/>
+        </w:rPr>
+        <w:t>email du compte</w:t>
+      </w:r>
+    </w:p>
+    <w:p>
+      <w:pPr>
+        <w:numPr>
+          <w:ilvl w:val="1"/>
+          <w:numId w:val="4"/>
+        </w:numPr>
+        <w:spacing w:before="100" w:beforeAutospacing="1" w:after="100" w:afterAutospacing="1" w:line="240" w:lineRule="auto"/>
+        <w:rPr>
+          <w:rFonts w:ascii="Times New Roman" w:eastAsia="Times New Roman" w:hAnsi="Times New Roman" w:cs="Times New Roman"/>
+          <w:sz w:val="24"/>
+          <w:szCs w:val="24"/>
+          <w:lang w:eastAsia="fr-FR"/>
+        </w:rPr>
+      </w:pPr>
+      <w:r>
+        <w:rPr>
+          <w:rFonts w:ascii="Times New Roman" w:eastAsia="Times New Roman" w:hAnsi="Times New Roman" w:cs="Times New Roman"/>
+          <w:sz w:val="24"/>
+          <w:szCs w:val="24"/>
+          <w:lang w:eastAsia="fr-FR"/>
+        </w:rPr>
+        <w:t>Bouton : valider le mail</w:t>
+      </w:r>
+    </w:p>
+    <w:p>
+      <w:pPr>
+        <w:spacing w:before="100" w:beforeAutospacing="1" w:after="100" w:afterAutospacing="1" w:line="240" w:lineRule="auto"/>
+        <w:ind w:left="1440"/>
+        <w:rPr>
+          <w:rFonts w:ascii="Times New Roman" w:eastAsia="Times New Roman" w:hAnsi="Times New Roman" w:cs="Times New Roman"/>
+          <w:sz w:val="24"/>
+          <w:szCs w:val="24"/>
+          <w:lang w:eastAsia="fr-FR"/>
+        </w:rPr>
+      </w:pPr>
+    </w:p>
+    <w:p>
+      <w:pPr>
+        <w:numPr>
+          <w:ilvl w:val="0"/>
+          <w:numId w:val="4"/>
+        </w:numPr>
+        <w:spacing w:before="100" w:beforeAutospacing="1" w:after="100" w:afterAutospacing="1" w:line="240" w:lineRule="auto"/>
+        <w:rPr>
+          <w:rFonts w:ascii="Times New Roman" w:eastAsia="Times New Roman" w:hAnsi="Times New Roman" w:cs="Times New Roman"/>
+          <w:sz w:val="24"/>
+          <w:szCs w:val="24"/>
+          <w:lang w:eastAsia="fr-FR"/>
+        </w:rPr>
+      </w:pPr>
+      <w:r>
+        <w:rPr>
+          <w:rFonts w:ascii="Times New Roman" w:eastAsia="Times New Roman" w:hAnsi="Times New Roman" w:cs="Times New Roman"/>
+          <w:sz w:val="24"/>
+          <w:szCs w:val="24"/>
+          <w:lang w:eastAsia="fr-FR"/>
+        </w:rPr>
+        <w:t xml:space="preserve">Si bouton valider mail </w:t>
+      </w:r>
+      <w:r>
+        <w:rPr>
+          <w:rFonts w:ascii="Times New Roman" w:eastAsia="Times New Roman" w:hAnsi="Times New Roman" w:cs="Times New Roman"/>
+          <w:sz w:val="24"/>
+          <w:szCs w:val="24"/>
+          <w:lang w:eastAsia="fr-FR"/>
+        </w:rPr>
+        <w:t>:</w:t>
+      </w:r>
+    </w:p>
+    <w:p>
+      <w:pPr>
+        <w:spacing w:before="100" w:beforeAutospacing="1" w:after="100" w:afterAutospacing="1" w:line="240" w:lineRule="auto"/>
+        <w:ind w:left="720"/>
+        <w:rPr>
+          <w:rFonts w:ascii="Times New Roman" w:eastAsia="Times New Roman" w:hAnsi="Times New Roman" w:cs="Times New Roman"/>
+          <w:sz w:val="24"/>
+          <w:szCs w:val="24"/>
+          <w:lang w:eastAsia="fr-FR"/>
+        </w:rPr>
+      </w:pPr>
+      <w:r>
+        <w:rPr>
+          <w:rFonts w:ascii="Times New Roman" w:eastAsia="Times New Roman" w:hAnsi="Times New Roman" w:cs="Times New Roman"/>
+          <w:sz w:val="24"/>
+          <w:szCs w:val="24"/>
+          <w:lang w:eastAsia="fr-FR"/>
+        </w:rPr>
+        <w:t>« Un code a été envoyé à vot</w:t>
+      </w:r>
+      <w:bookmarkStart w:id="0" w:name="_GoBack"/>
+      <w:bookmarkEnd w:id="0"/>
+      <w:r>
+        <w:rPr>
+          <w:rFonts w:ascii="Times New Roman" w:eastAsia="Times New Roman" w:hAnsi="Times New Roman" w:cs="Times New Roman"/>
+          <w:sz w:val="24"/>
+          <w:szCs w:val="24"/>
+          <w:lang w:eastAsia="fr-FR"/>
+        </w:rPr>
+        <w:t>re mail afin de réinitialiser votre mot de passe</w:t>
       </w:r>
     </w:p>
     <w:p>
@@ -1505,7 +1675,33 @@
           <w:szCs w:val="24"/>
           <w:lang w:eastAsia="fr-FR"/>
         </w:rPr>
-        <w:t>Logo</w:t>
+        <w:t>Menu admin : Utilisateurs | Places | Déconnexion</w:t>
+      </w:r>
+    </w:p>
+    <w:p>
+      <w:pPr>
+        <w:numPr>
+          <w:ilvl w:val="0"/>
+          <w:numId w:val="5"/>
+        </w:numPr>
+        <w:spacing w:before="100" w:beforeAutospacing="1" w:after="100" w:afterAutospacing="1" w:line="240" w:lineRule="auto"/>
+        <w:rPr>
+          <w:rFonts w:ascii="Times New Roman" w:eastAsia="Times New Roman" w:hAnsi="Times New Roman" w:cs="Times New Roman"/>
+          <w:sz w:val="24"/>
+          <w:szCs w:val="24"/>
+          <w:lang w:eastAsia="fr-FR"/>
+        </w:rPr>
+      </w:pPr>
+      <w:r>
+        <w:rPr>
+          <w:rFonts w:ascii="Times New Roman" w:eastAsia="Times New Roman" w:hAnsi="Times New Roman" w:cs="Times New Roman"/>
+          <w:b/>
+          <w:bCs/>
+          <w:sz w:val="24"/>
+          <w:szCs w:val="24"/>
+          <w:lang w:eastAsia="fr-FR"/>
+        </w:rPr>
+        <w:t>Section principale</w:t>
       </w:r>
     </w:p>
     <w:p>
@@ -1529,7 +1725,127 @@
           <w:szCs w:val="24"/>
           <w:lang w:eastAsia="fr-FR"/>
         </w:rPr>
-        <w:t>Menu admin : Utilisateurs | Places | Déconnexion</w:t>
+        <w:t>Tableau des utilisateurs</w:t>
+      </w:r>
+    </w:p>
+    <w:p>
+      <w:pPr>
+        <w:numPr>
+          <w:ilvl w:val="2"/>
+          <w:numId w:val="5"/>
+        </w:numPr>
+        <w:spacing w:before="100" w:beforeAutospacing="1" w:after="100" w:afterAutospacing="1" w:line="240" w:lineRule="auto"/>
+        <w:rPr>
+          <w:rFonts w:ascii="Times New Roman" w:eastAsia="Times New Roman" w:hAnsi="Times New Roman" w:cs="Times New Roman"/>
+          <w:sz w:val="24"/>
+          <w:szCs w:val="24"/>
+          <w:lang w:eastAsia="fr-FR"/>
+        </w:rPr>
+      </w:pPr>
+      <w:r>
+        <w:rPr>
+          <w:rFonts w:ascii="Times New Roman" w:eastAsia="Times New Roman" w:hAnsi="Times New Roman" w:cs="Times New Roman"/>
+          <w:sz w:val="24"/>
+          <w:szCs w:val="24"/>
+          <w:lang w:eastAsia="fr-FR"/>
+        </w:rPr>
+        <w:t>Colonnes : Nom | Prénom | Email | Place actuelle | Historique</w:t>
+      </w:r>
+    </w:p>
+    <w:p>
+      <w:pPr>
+        <w:numPr>
+          <w:ilvl w:val="2"/>
+          <w:numId w:val="5"/>
+        </w:numPr>
+        <w:spacing w:before="100" w:beforeAutospacing="1" w:after="100" w:afterAutospacing="1" w:line="240" w:lineRule="auto"/>
+        <w:rPr>
+          <w:rFonts w:ascii="Times New Roman" w:eastAsia="Times New Roman" w:hAnsi="Times New Roman" w:cs="Times New Roman"/>
+          <w:sz w:val="24"/>
+          <w:szCs w:val="24"/>
+          <w:lang w:eastAsia="fr-FR"/>
+        </w:rPr>
+      </w:pPr>
+      <w:r>
+        <w:rPr>
+          <w:rFonts w:ascii="Times New Roman" w:eastAsia="Times New Roman" w:hAnsi="Times New Roman" w:cs="Times New Roman"/>
+          <w:sz w:val="24"/>
+          <w:szCs w:val="24"/>
+          <w:lang w:eastAsia="fr-FR"/>
+        </w:rPr>
+        <w:t>Actions pour chaque utilisateur :</w:t>
+      </w:r>
+    </w:p>
+    <w:p>
+      <w:pPr>
+        <w:numPr>
+          <w:ilvl w:val="3"/>
+          <w:numId w:val="5"/>
+        </w:numPr>
+        <w:spacing w:before="100" w:beforeAutospacing="1" w:after="100" w:afterAutospacing="1" w:line="240" w:lineRule="auto"/>
+        <w:rPr>
+          <w:rFonts w:ascii="Times New Roman" w:eastAsia="Times New Roman" w:hAnsi="Times New Roman" w:cs="Times New Roman"/>
+          <w:sz w:val="24"/>
+          <w:szCs w:val="24"/>
+          <w:lang w:eastAsia="fr-FR"/>
+        </w:rPr>
+      </w:pPr>
+      <w:r>
+        <w:rPr>
+          <w:rFonts w:ascii="Times New Roman" w:eastAsia="Times New Roman" w:hAnsi="Times New Roman" w:cs="Times New Roman"/>
+          <w:sz w:val="24"/>
+          <w:szCs w:val="24"/>
+          <w:lang w:eastAsia="fr-FR"/>
+        </w:rPr>
+        <w:t>Bouton : "Réinitialiser mot de passe"</w:t>
+      </w:r>
+    </w:p>
+    <w:p>
+      <w:pPr>
+        <w:numPr>
+          <w:ilvl w:val="3"/>
+          <w:numId w:val="5"/>
+        </w:numPr>
+        <w:spacing w:before="100" w:beforeAutospacing="1" w:after="100" w:afterAutospacing="1" w:line="240" w:lineRule="auto"/>
+        <w:rPr>
+          <w:rFonts w:ascii="Times New Roman" w:eastAsia="Times New Roman" w:hAnsi="Times New Roman" w:cs="Times New Roman"/>
+          <w:sz w:val="24"/>
+          <w:szCs w:val="24"/>
+          <w:lang w:eastAsia="fr-FR"/>
+        </w:rPr>
+      </w:pPr>
+      <w:r>
+        <w:rPr>
+          <w:rFonts w:ascii="Times New Roman" w:eastAsia="Times New Roman" w:hAnsi="Times New Roman" w:cs="Times New Roman"/>
+          <w:sz w:val="24"/>
+          <w:szCs w:val="24"/>
+          <w:lang w:eastAsia="fr-FR"/>
+        </w:rPr>
+        <w:t>Bouton : "Voir historique des places"</w:t>
+      </w:r>
+    </w:p>
+    <w:p>
+      <w:pPr>
+        <w:numPr>
+          <w:ilvl w:val="3"/>
+          <w:numId w:val="5"/>
+        </w:numPr>
+        <w:spacing w:before="100" w:beforeAutospacing="1" w:after="100" w:afterAutospacing="1" w:line="240" w:lineRule="auto"/>
+        <w:rPr>
+          <w:rFonts w:ascii="Times New Roman" w:eastAsia="Times New Roman" w:hAnsi="Times New Roman" w:cs="Times New Roman"/>
+          <w:sz w:val="24"/>
+          <w:szCs w:val="24"/>
+          <w:lang w:eastAsia="fr-FR"/>
+        </w:rPr>
+      </w:pPr>
+      <w:r>
+        <w:rPr>
+          <w:rFonts w:ascii="Times New Roman" w:eastAsia="Times New Roman" w:hAnsi="Times New Roman" w:cs="Times New Roman"/>
+          <w:sz w:val="24"/>
+          <w:szCs w:val="24"/>
+          <w:lang w:eastAsia="fr-FR"/>
+        </w:rPr>
+        <w:t>Bouton : "Voir place actuelle"</w:t>
       </w:r>
     </w:p>
     <w:p>
@@ -1546,17 +1862,19 @@
           <w:lang w:eastAsia="fr-FR"/>
         </w:rPr>
       </w:pPr>
-      <w:r>
-        <w:rPr>
-          <w:rFonts w:ascii="Times New Roman" w:eastAsia="Times New Roman" w:hAnsi="Times New Roman" w:cs="Times New Roman"/>
-          <w:b/>
-          <w:bCs/>
-          <w:sz w:val="24"/>
-          <w:szCs w:val="24"/>
-          <w:lang w:eastAsia="fr-FR"/>
-        </w:rPr>
-        <w:t>Section principale</w:t>
-      </w:r>
+      <w:proofErr w:type="spellStart"/>
+      <w:r>
+        <w:rPr>
+          <w:rFonts w:ascii="Times New Roman" w:eastAsia="Times New Roman" w:hAnsi="Times New Roman" w:cs="Times New Roman"/>
+          <w:b/>
+          <w:bCs/>
+          <w:sz w:val="24"/>
+          <w:szCs w:val="24"/>
+          <w:lang w:eastAsia="fr-FR"/>
+        </w:rPr>
+        <w:t>Footer</w:t>
+      </w:r>
+      <w:proofErr w:type="spellEnd"/>
     </w:p>
     <w:p>
       <w:pPr>
@@ -1579,178 +1897,6 @@
           <w:szCs w:val="24"/>
           <w:lang w:eastAsia="fr-FR"/>
         </w:rPr>
-        <w:t>Tableau des utilisateurs</w:t>
-      </w:r>
-    </w:p>
-    <w:p>
-      <w:pPr>
-        <w:numPr>
-          <w:ilvl w:val="2"/>
-          <w:numId w:val="5"/>
-        </w:numPr>
-        <w:spacing w:before="100" w:beforeAutospacing="1" w:after="100" w:afterAutospacing="1" w:line="240" w:lineRule="auto"/>
-        <w:rPr>
-          <w:rFonts w:ascii="Times New Roman" w:eastAsia="Times New Roman" w:hAnsi="Times New Roman" w:cs="Times New Roman"/>
-          <w:sz w:val="24"/>
-          <w:szCs w:val="24"/>
-          <w:lang w:eastAsia="fr-FR"/>
-        </w:rPr>
-      </w:pPr>
-      <w:r>
-        <w:rPr>
-          <w:rFonts w:ascii="Times New Roman" w:eastAsia="Times New Roman" w:hAnsi="Times New Roman" w:cs="Times New Roman"/>
-          <w:sz w:val="24"/>
-          <w:szCs w:val="24"/>
-          <w:lang w:eastAsia="fr-FR"/>
-        </w:rPr>
-        <w:t>Colonnes : Nom | Prénom | Email | Place actuelle | Historique</w:t>
-      </w:r>
-    </w:p>
-    <w:p>
-      <w:pPr>
-        <w:numPr>
-          <w:ilvl w:val="2"/>
-          <w:numId w:val="5"/>
-        </w:numPr>
-        <w:spacing w:before="100" w:beforeAutospacing="1" w:after="100" w:afterAutospacing="1" w:line="240" w:lineRule="auto"/>
-        <w:rPr>
-          <w:rFonts w:ascii="Times New Roman" w:eastAsia="Times New Roman" w:hAnsi="Times New Roman" w:cs="Times New Roman"/>
-          <w:sz w:val="24"/>
-          <w:szCs w:val="24"/>
-          <w:lang w:eastAsia="fr-FR"/>
-        </w:rPr>
-      </w:pPr>
-      <w:r>
-        <w:rPr>
-          <w:rFonts w:ascii="Times New Roman" w:eastAsia="Times New Roman" w:hAnsi="Times New Roman" w:cs="Times New Roman"/>
-          <w:sz w:val="24"/>
-          <w:szCs w:val="24"/>
-          <w:lang w:eastAsia="fr-FR"/>
-        </w:rPr>
-        <w:t>Actions pour chaque utilisateur :</w:t>
-      </w:r>
-    </w:p>
-    <w:p>
-      <w:pPr>
-        <w:numPr>
-          <w:ilvl w:val="3"/>
-          <w:numId w:val="5"/>
-        </w:numPr>
-        <w:spacing w:before="100" w:beforeAutospacing="1" w:after="100" w:afterAutospacing="1" w:line="240" w:lineRule="auto"/>
-        <w:rPr>
-          <w:rFonts w:ascii="Times New Roman" w:eastAsia="Times New Roman" w:hAnsi="Times New Roman" w:cs="Times New Roman"/>
-          <w:sz w:val="24"/>
-          <w:szCs w:val="24"/>
-          <w:lang w:eastAsia="fr-FR"/>
-        </w:rPr>
-      </w:pPr>
-      <w:r>
-        <w:rPr>
-          <w:rFonts w:ascii="Times New Roman" w:eastAsia="Times New Roman" w:hAnsi="Times New Roman" w:cs="Times New Roman"/>
-          <w:sz w:val="24"/>
-          <w:szCs w:val="24"/>
-          <w:lang w:eastAsia="fr-FR"/>
-        </w:rPr>
-        <w:t>Bouton : "Réinitialiser mot de passe"</w:t>
-      </w:r>
-    </w:p>
-    <w:p>
-      <w:pPr>
-        <w:numPr>
-          <w:ilvl w:val="3"/>
-          <w:numId w:val="5"/>
-        </w:numPr>
-        <w:spacing w:before="100" w:beforeAutospacing="1" w:after="100" w:afterAutospacing="1" w:line="240" w:lineRule="auto"/>
-        <w:rPr>
-          <w:rFonts w:ascii="Times New Roman" w:eastAsia="Times New Roman" w:hAnsi="Times New Roman" w:cs="Times New Roman"/>
-          <w:sz w:val="24"/>
-          <w:szCs w:val="24"/>
-          <w:lang w:eastAsia="fr-FR"/>
-        </w:rPr>
-      </w:pPr>
-      <w:r>
-        <w:rPr>
-          <w:rFonts w:ascii="Times New Roman" w:eastAsia="Times New Roman" w:hAnsi="Times New Roman" w:cs="Times New Roman"/>
-          <w:sz w:val="24"/>
-          <w:szCs w:val="24"/>
-          <w:lang w:eastAsia="fr-FR"/>
-        </w:rPr>
-        <w:t>Bouton : "Voir historique des places"</w:t>
-      </w:r>
-    </w:p>
-    <w:p>
-      <w:pPr>
-        <w:numPr>
-          <w:ilvl w:val="3"/>
-          <w:numId w:val="5"/>
-        </w:numPr>
-        <w:spacing w:before="100" w:beforeAutospacing="1" w:after="100" w:afterAutospacing="1" w:line="240" w:lineRule="auto"/>
-        <w:rPr>
-          <w:rFonts w:ascii="Times New Roman" w:eastAsia="Times New Roman" w:hAnsi="Times New Roman" w:cs="Times New Roman"/>
-          <w:sz w:val="24"/>
-          <w:szCs w:val="24"/>
-          <w:lang w:eastAsia="fr-FR"/>
-        </w:rPr>
-      </w:pPr>
-      <w:r>
-        <w:rPr>
-          <w:rFonts w:ascii="Times New Roman" w:eastAsia="Times New Roman" w:hAnsi="Times New Roman" w:cs="Times New Roman"/>
-          <w:sz w:val="24"/>
-          <w:szCs w:val="24"/>
-          <w:lang w:eastAsia="fr-FR"/>
-        </w:rPr>
-        <w:t>Bouton : "Voir place actuelle"</w:t>
-      </w:r>
-    </w:p>
-    <w:p>
-      <w:pPr>
-        <w:numPr>
-          <w:ilvl w:val="0"/>
-          <w:numId w:val="5"/>
-        </w:numPr>
-        <w:spacing w:before="100" w:beforeAutospacing="1" w:after="100" w:afterAutospacing="1" w:line="240" w:lineRule="auto"/>
-        <w:rPr>
-          <w:rFonts w:ascii="Times New Roman" w:eastAsia="Times New Roman" w:hAnsi="Times New Roman" w:cs="Times New Roman"/>
-          <w:sz w:val="24"/>
-          <w:szCs w:val="24"/>
-          <w:lang w:eastAsia="fr-FR"/>
-        </w:rPr>
-      </w:pPr>
-      <w:proofErr w:type="spellStart"/>
-      <w:r>
-        <w:rPr>
-          <w:rFonts w:ascii="Times New Roman" w:eastAsia="Times New Roman" w:hAnsi="Times New Roman" w:cs="Times New Roman"/>
-          <w:b/>
-          <w:bCs/>
-          <w:sz w:val="24"/>
-          <w:szCs w:val="24"/>
-          <w:lang w:eastAsia="fr-FR"/>
-        </w:rPr>
-        <w:t>Footer</w:t>
-      </w:r>
-      <w:proofErr w:type="spellEnd"/>
-    </w:p>
-    <w:p>
-      <w:pPr>
-        <w:numPr>
-          <w:ilvl w:val="1"/>
-          <w:numId w:val="5"/>
-        </w:numPr>
-        <w:spacing w:before="100" w:beforeAutospacing="1" w:after="100" w:afterAutospacing="1" w:line="240" w:lineRule="auto"/>
-        <w:rPr>
-          <w:rFonts w:ascii="Times New Roman" w:eastAsia="Times New Roman" w:hAnsi="Times New Roman" w:cs="Times New Roman"/>
-          <w:sz w:val="24"/>
-          <w:szCs w:val="24"/>
-          <w:lang w:eastAsia="fr-FR"/>
-        </w:rPr>
-      </w:pPr>
-      <w:r>
-        <w:rPr>
-          <w:rFonts w:ascii="Times New Roman" w:eastAsia="Times New Roman" w:hAnsi="Times New Roman" w:cs="Times New Roman"/>
-          <w:sz w:val="24"/>
-          <w:szCs w:val="24"/>
-          <w:lang w:eastAsia="fr-FR"/>
-        </w:rPr>
         <w:t>Liens : Aide | Mentions légales</w:t>
       </w:r>
     </w:p>
@@ -1870,6 +2016,7 @@
           <w:szCs w:val="24"/>
           <w:lang w:eastAsia="fr-FR"/>
         </w:rPr>
+        <w:lastRenderedPageBreak/>
         <w:t>Boutons/actions :</w:t>
       </w:r>
     </w:p>
@@ -1896,9 +2043,7 @@
         </w:rPr>
         <w:t>"Ajouter une place"</w:t>
       </w:r>
-      <w:bookmarkStart w:id="0" w:name="_GoBack"/>
-    </w:p>
-    <w:bookmarkEnd w:id="0"/>
+    </w:p>
     <w:p>
       <w:pPr>
         <w:numPr>
@@ -2085,7 +2230,6 @@
           <w:szCs w:val="24"/>
           <w:lang w:eastAsia="fr-FR"/>
         </w:rPr>
-        <w:lastRenderedPageBreak/>
         <w:t>Liens vers tutoriels ou documentation détaillée</w:t>
       </w:r>
     </w:p>
